--- a/rapports/16_02_2026/Abdou_FAYE/coh_EQ30_sup_131101000041.docx
+++ b/rapports/16_02_2026/Abdou_FAYE/coh_EQ30_sup_131101000041.docx
@@ -25,7 +25,7 @@
         <w:br/>
         <w:t>Grappe: 131101000041</w:t>
         <w:br/>
-        <w:t>Date: 16/02/2026 a 12:40</w:t>
+        <w:t>Date: 16/02/2026 a 12:58</w:t>
       </w:r>
     </w:p>
     <w:p/>

--- a/rapports/16_02_2026/Abdou_FAYE/coh_EQ30_sup_131101000041.docx
+++ b/rapports/16_02_2026/Abdou_FAYE/coh_EQ30_sup_131101000041.docx
@@ -25,7 +25,7 @@
         <w:br/>
         <w:t>Grappe: 131101000041</w:t>
         <w:br/>
-        <w:t>Date: 16/02/2026 a 12:58</w:t>
+        <w:t>Date: 16/02/2026 a 13:05</w:t>
       </w:r>
     </w:p>
     <w:p/>
@@ -315,7 +315,7 @@
           </w:tcPr>
           <w:p>
             <w:r>
-              <w:t>10</w:t>
+              <w:t>11</w:t>
             </w:r>
           </w:p>
         </w:tc>
@@ -327,7 +327,7 @@
           </w:tcPr>
           <w:p>
             <w:r>
-              <w:t>Section9b</w:t>
+              <w:t>Section0</w:t>
             </w:r>
           </w:p>
         </w:tc>
@@ -337,7 +337,7 @@
           </w:tcPr>
           <w:p>
             <w:r>
-              <w:t>Depenses non-alimentaires - 7 jours</w:t>
+              <w:t>Identification et renseignements de controle</w:t>
             </w:r>
           </w:p>
         </w:tc>
@@ -423,6 +423,38 @@
           </w:tcPr>
           <w:p>
             <w:r>
+              <w:t>Section9b</w:t>
+            </w:r>
+          </w:p>
+        </w:tc>
+        <w:tc>
+          <w:tcPr>
+            <w:tcW w:type="dxa" w:w="3324"/>
+          </w:tcPr>
+          <w:p>
+            <w:r>
+              <w:t>Depenses non-alimentaires - 7 jours</w:t>
+            </w:r>
+          </w:p>
+        </w:tc>
+        <w:tc>
+          <w:tcPr>
+            <w:tcW w:type="dxa" w:w="3324"/>
+          </w:tcPr>
+          <w:p>
+            <w:r>
+              <w:t>8</w:t>
+            </w:r>
+          </w:p>
+        </w:tc>
+      </w:tr>
+      <w:tr>
+        <w:tc>
+          <w:tcPr>
+            <w:tcW w:type="dxa" w:w="3324"/>
+          </w:tcPr>
+          <w:p>
+            <w:r>
               <w:t>Section14</w:t>
             </w:r>
           </w:p>
@@ -466,38 +498,6 @@
           <w:p>
             <w:r>
               <w:t>Emploi</w:t>
-            </w:r>
-          </w:p>
-        </w:tc>
-        <w:tc>
-          <w:tcPr>
-            <w:tcW w:type="dxa" w:w="3324"/>
-          </w:tcPr>
-          <w:p>
-            <w:r>
-              <w:t>7</w:t>
-            </w:r>
-          </w:p>
-        </w:tc>
-      </w:tr>
-      <w:tr>
-        <w:tc>
-          <w:tcPr>
-            <w:tcW w:type="dxa" w:w="3324"/>
-          </w:tcPr>
-          <w:p>
-            <w:r>
-              <w:t>Section10b</w:t>
-            </w:r>
-          </w:p>
-        </w:tc>
-        <w:tc>
-          <w:tcPr>
-            <w:tcW w:type="dxa" w:w="3324"/>
-          </w:tcPr>
-          <w:p>
-            <w:r>
-              <w:t>caracteristiques entreprise non agricole</w:t>
             </w:r>
           </w:p>
         </w:tc>
@@ -839,6 +839,27 @@
           <w:color w:val="4672C4"/>
           <w:sz w:val="22"/>
         </w:rPr>
+        <w:t>&gt;&gt; Section0 - Identification et renseignements de controle</w:t>
+      </w:r>
+    </w:p>
+    <w:p>
+      <w:pPr>
+        <w:ind w:left="283"/>
+      </w:pPr>
+      <w:r>
+        <w:rPr>
+          <w:sz w:val="20"/>
+        </w:rPr>
+        <w:t>- Le questionnaire semble ne pas être complètement fini mais le questionnaire est en statut complet, prière de compléter le questionnaire.</w:t>
+      </w:r>
+    </w:p>
+    <w:p>
+      <w:r>
+        <w:rPr>
+          <w:b/>
+          <w:color w:val="4672C4"/>
+          <w:sz w:val="22"/>
+        </w:rPr>
         <w:t>&gt;&gt; Section1 - Caracteristiques des membres</w:t>
       </w:r>
     </w:p>
@@ -1002,7 +1023,7 @@
         <w:rPr>
           <w:sz w:val="20"/>
         </w:rPr>
-        <w:t>- Avertissement!!! Le ménage a consommé 10 Paquet Petit de Thé en sachet, cette quantité semble anormale pour une consommation des 7 derniers jours.Prière de corriger ou de confirmer avec le QG. Avertissement!! le prix unitaire (100 Fcfa) de Thé en sachet (unité: Paquet) de taille Petit est très faible ou élevé. Prière de corriger ou de confirmer avec le QG. Incohérence!! Dans ce ménage, chaque individus consomme par jour 20.67129 Kg  de cereale; Prière de revoir les quantités prises de ces produits.</w:t>
+        <w:t>- Attention ! Le prix unitaire d'achat (50 Fcfa) de Ail en Gousse (Petit) est relativement faible par rapport aux autres prix observés dans cette zone. Prière de corriger ou de confirmer avec le QG. Avertissement!!! Le ménage a consommé 10 Paquet Petit de Thé en sachet, cette quantité semble anormale pour une consommation des 7 derniers jours.Prière de corriger ou de confirmer avec le QG. Avertissement!! le prix unitaire (100 Fcfa) de Thé en sachet (unité: Paquet) de taille Petit est très faible ou élevé. Prière de corriger ou de confirmer avec le QG. Incohérence!! Dans ce ménage, chaque individus consomme par jour 38.81943 Kg  de cereale; Prière de revoir les quantités prises de ces produits.</w:t>
       </w:r>
     </w:p>
     <w:p>
@@ -1149,7 +1170,7 @@
         <w:rPr>
           <w:sz w:val="20"/>
         </w:rPr>
-        <w:t xml:space="preserve">- Attention ! Abreuvoir / Mangeoire a été revendu à 17000 Fcfa qui est relativement élevé par rapport aux autres prix de revente observés dans cette zone. Prière de corriger ou de confirmer avec le QG. </w:t>
+        <w:t xml:space="preserve">- Attention ! Abreuvoir / Mangeoire a été achété à 17000 Fcfa est relativement élevé par rapport aux autres prix d'achat observés dans cette zone. Prière de corriger ou de confirmer avec le QG. Attention ! Abreuvoir / Mangeoire a été revendu à 17000 Fcfa qui est relativement élevé par rapport aux autres prix de revente observés dans cette zone. Prière de corriger ou de confirmer avec le QG. </w:t>
         <w:br/>
         <w:t>- Attention ! Houe/daba/hilaire a été achété à 6000 Fcfa est relativement élevé par rapport aux autres prix d'achat observés dans cette zone. Prière de corriger ou de confirmer avec le QG. Attention ! Houe/daba/hilaire a été revendu à 6000 Fcfa qui est relativement élevé par rapport aux autres prix de revente observés dans cette zone. Prière de corriger ou de confirmer avec le QG.</w:t>
       </w:r>
@@ -1476,6 +1497,27 @@
           <w:color w:val="4672C4"/>
           <w:sz w:val="22"/>
         </w:rPr>
+        <w:t>&gt;&gt; Section0 - Identification et renseignements de controle</w:t>
+      </w:r>
+    </w:p>
+    <w:p>
+      <w:pPr>
+        <w:ind w:left="283"/>
+      </w:pPr>
+      <w:r>
+        <w:rPr>
+          <w:sz w:val="20"/>
+        </w:rPr>
+        <w:t>- Vous avez declaré que le questionnaire est complètement fini mais le questionnaire est en statut partiel, prière de mettre le questionnaire en statut complet s'il est fini.</w:t>
+      </w:r>
+    </w:p>
+    <w:p>
+      <w:r>
+        <w:rPr>
+          <w:b/>
+          <w:color w:val="4672C4"/>
+          <w:sz w:val="22"/>
+        </w:rPr>
         <w:t>&gt;&gt; Section1 - Caracteristiques des membres</w:t>
       </w:r>
     </w:p>
@@ -1595,49 +1637,7 @@
         <w:rPr>
           <w:sz w:val="20"/>
         </w:rPr>
-        <w:t>- Attention ! Le prix unitaire d'achat (100 Fcfa) de Piment frais en Pièce (Petit) est relativement élevé par rapport aux autres prix observés dans cette zone. Prière de corriger ou de confirmer avec le QG. Attention ! Le prix unitaire d'achat (50 Fcfa) de Sel en Sachets (Petit) est relativement faible par rapport aux autres prix observés dans cette zone. Prière de corriger ou de confirmer avec le QG. Attention ! Le prix unitaire d'achat (500 Fcfa) de Huile de palme brute en Sachets (Petit) est relativement élevé par rapport aux autres prix observés dans cette zone. Prière de corriger ou de confirmer avec le QG. Avertissement!!! Le ménage a consommé 14 Sachets Petit de Sucre en poudre , cette quantité semble anormale pour une consommation des 7 derniers jours.Prière de corriger ou de confirmer avec le QG. Incohérence!! Dans ce ménage, chaque individus consomme par jour 38.91857 Kg  de cereale; Prière de revoir les quantités prises de ces produits. Le ménage a consommé Huile de soja  mais les informations sur la quantité, l'unité ou la taille ne sont pas renseignées.Prière de renseigner. Le prix d'achat unitaire (1 Fcfa) de Cube alimentaire (Maggi, Jumbo, ) en Cube de taille Petit  est invraisemblable, prière de regarder les reponses prises dans les questions s07bq07a s07bq07b s07bq07c s07bq08 pour mieux corriger. Attention ! Le prix unitaire d'achat (1 Fcfa) de Cube alimentaire (Maggi, Jumbo, ) en Cube (Petit) est relativement faible par rapport aux autres prix observés dans cette zone. Prière de corriger ou de confirmer avec le QG.</w:t>
-      </w:r>
-    </w:p>
-    <w:p>
-      <w:r>
-        <w:rPr>
-          <w:b/>
-          <w:color w:val="4672C4"/>
-          <w:sz w:val="22"/>
-        </w:rPr>
-        <w:t>&gt;&gt; Section9a - Depenses de fetes et ceremonies</w:t>
-      </w:r>
-    </w:p>
-    <w:p>
-      <w:pPr>
-        <w:ind w:left="283"/>
-      </w:pPr>
-      <w:r>
-        <w:rPr>
-          <w:sz w:val="20"/>
-        </w:rPr>
-        <w:t>- La somme des dépenses pour Autres fêtes réligieuses musulmanes  pour ce ménage semble  faible, merci de regarder les montants pris dans les questions s09Aq03 s09Aq04 s09Aq05 s09Aq06 s09Aq07 et corriger.</w:t>
-      </w:r>
-    </w:p>
-    <w:p>
-      <w:r>
-        <w:rPr>
-          <w:b/>
-          <w:color w:val="4672C4"/>
-          <w:sz w:val="22"/>
-        </w:rPr>
-        <w:t>&gt;&gt; Section9b - Depenses non-alimentaires - 7 jours</w:t>
-      </w:r>
-    </w:p>
-    <w:p>
-      <w:pPr>
-        <w:ind w:left="283"/>
-      </w:pPr>
-      <w:r>
-        <w:rPr>
-          <w:sz w:val="20"/>
-        </w:rPr>
-        <w:t>- Il est difficile d'avoir un ménage qui n'a effectué aucune des dépenses mentionnées au cours de 7 derniers jours, prière de revoir la section 9B pour ce ménage.</w:t>
+        <w:t>- Attention ! Le prix unitaire d'achat (100 Fcfa) de Piment frais en Pièce (Petit) est relativement élevé par rapport aux autres prix observés dans cette zone. Prière de corriger ou de confirmer avec le QG. Attention ! Le prix unitaire d'achat (50 Fcfa) de Sel en Sachets (Petit) est relativement faible par rapport aux autres prix observés dans cette zone. Prière de corriger ou de confirmer avec le QG. Attention ! Le prix unitaire d'achat (500 Fcfa) de Huile de palme brute en Sachets (Petit) est relativement élevé par rapport aux autres prix observés dans cette zone. Prière de corriger ou de confirmer avec le QG. Attention ! Soupçons de quantité anormale! Le ménage de AMADOU DABO avec une taille de 7 personnes a consommé 4 Sachets en Petit de Pâte d'arachide qui est relativement élevé comme consommation par rapport à la condition de vie des autres ménages de même taille dans cette zone. Prière de corriger ou de confirmer avec le QG. Avertissement!!! Le ménage a consommé 14 Sachets Petit de Sucre en poudre , cette quantité semble anormale pour une consommation des 7 derniers jours.Prière de corriger ou de confirmer avec le QG. Incohérence!! Dans ce ménage, chaque individus consomme par jour 62.82163 Kg  de cereale; Prière de revoir les quantités prises de ces produits. Le prix d'achat unitaire (1 Fcfa) de Cube alimentaire (Maggi, Jumbo, ) en Cube de taille Petit  est invraisemblable, prière de regarder les reponses prises dans les questions s07bq07a s07bq07b s07bq07c s07bq08 pour mieux corriger. Attention ! Le prix unitaire d'achat (1 Fcfa) de Cube alimentaire (Maggi, Jumbo, ) en Cube (Petit) est relativement faible par rapport aux autres prix observés dans cette zone. Prière de corriger ou de confirmer avec le QG.</w:t>
       </w:r>
     </w:p>
     <w:p>
@@ -1700,7 +1700,7 @@
         <w:rPr>
           <w:sz w:val="20"/>
         </w:rPr>
-        <w:t>- Le temps mis (en heure et en minute) pour s'approvisionner en eau de boisson une fois à la source est  5 fois plus élevé que le temps mis (en minutes) pour se rendre à la principale source d'approvisionnement en eau de boisson, prière de corriger. Avertissement!! Le ménage (vit en milieu urbain) se débarrasse de ses ordures ménagères soit par le Dépotoir sauvage, brûle et enterre, prière de corriger ou confirmer avec le QG.  Le  type de sanitaire que le ménage utilise est chez les voisins et semble exister dans les modalités, prière de prendre attache avec le QG pour plus d'explication afin de la classer bien.</w:t>
+        <w:t>- Avertissement!! Le temps mis (en heure et en minute) pour s'approvisionner en eau de boisson une fois à la source est très élevé, prière de corriger ou confirmer avec le QG. Le temps mis (en heure et en minute) pour s'approvisionner en eau de boisson une fois à la source est  5 fois plus élevé que le temps mis (en minutes) pour se rendre à la principale source d'approvisionnement en eau de boisson, prière de corriger. Avertissement!! Le ménage (vit en milieu urbain) se débarrasse de ses ordures ménagères soit par le Dépotoir sauvage, brûle et enterre, prière de corriger ou confirmer avec le QG.  Le  type de sanitaire que le ménage utilise est chez les voisins et semble exister dans les modalités, prière de prendre attache avec le QG pour plus d'explication afin de la classer bien.</w:t>
       </w:r>
     </w:p>
     <w:p>
@@ -2202,7 +2202,7 @@
         <w:rPr>
           <w:sz w:val="20"/>
         </w:rPr>
-        <w:t>- Attention ! Le prix unitaire d'achat (200 Fcfa) de Lait caillé en Sachets (Petit) est relativement élevé par rapport aux autres prix observés dans cette zone. Prière de corriger ou de confirmer avec le QG. Attention ! Le prix unitaire d'achat (50 Fcfa) de Sel en Sachets (Petit) est relativement faible par rapport aux autres prix observés dans cette zone. Prière de corriger ou de confirmer avec le QG. Avertissement!!! Le ménage a consommé 32 Sachets Petit de Sucre en poudre , cette quantité semble anormale pour une consommation des 7 derniers jours.Prière de corriger ou de confirmer avec le QG. Avertissement!!! Le ménage a consommé 36 Cube Petit de Cube alimentaire (Maggi, Jumbo, ), cette quantité semble anormale pour une consommation des 7 derniers jours.Prière de corriger ou de confirmer avec le QG. Avertissement!!! Le ménage a consommé 7 Boite (Autre que la boite/pot de tomate) Tres petit de Thé en sachet, cette quantité semble anormale pour une consommation des 7 derniers jours.Les ménages consomment géneralement en sachet ou en paquet, prière de corriger ou de confirmer avec le QG. Avertissement!!!Le ménage a consommé 70 Sachets de Petit de Lait en poudre  ce qui semble incoherent pour une consommation aucours des 7 derniers jours, prière de verifier et corriger.</w:t>
+        <w:t>- Attention ! Le prix unitaire d'achat (200 Fcfa) de Lait caillé en Sachets (Petit) est relativement élevé par rapport aux autres prix observés dans cette zone. Prière de corriger ou de confirmer avec le QG. Attention ! Le prix unitaire d'achat (50 Fcfa) de Sel en Sachets (Petit) est relativement faible par rapport aux autres prix observés dans cette zone. Prière de corriger ou de confirmer avec le QG. Avertissement!!! Le ménage a consommé 32 Sachets Petit de Sucre en poudre , cette quantité semble anormale pour une consommation des 7 derniers jours.Prière de corriger ou de confirmer avec le QG. Avertissement!!! Le ménage a consommé 36 Cube Petit de Cube alimentaire (Maggi, Jumbo, ), cette quantité semble anormale pour une consommation des 7 derniers jours.Prière de corriger ou de confirmer avec le QG. Avertissement!!! Le ménage a consommé 7 Boite (Autre que la boite/pot de tomate) Tres petit de Thé en sachet, cette quantité semble anormale pour une consommation des 7 derniers jours.Les ménages consomment géneralement en sachet ou en paquet, prière de corriger ou de confirmer avec le QG. Avertissement!!!Le ménage a consommé 70 Sachets de Petit de Lait en poudre  ce qui semble incoherent pour une consommation aucours des 7 derniers jours, prière de verifier et corriger. Incohérence!! Dans ce ménage, chaque individus consomme par jour .5059524 Kg  de cereale; Prière de revoir les quantités prises de ces produits. Incohérence!! Dans ce ménage, chaque individus consomme par jour .5059524 Kg  de cereale; Prière de revoir les quantités prises de ces produits.</w:t>
       </w:r>
     </w:p>
     <w:p>
@@ -2492,7 +2492,7 @@
               <w:rPr>
                 <w:sz w:val="14"/>
               </w:rPr>
-              <w:t>EQ30_enq1</w:t>
+              <w:t>EQ30_sup</w:t>
             </w:r>
           </w:p>
         </w:tc>
@@ -2518,7 +2518,7 @@
               <w:rPr>
                 <w:sz w:val="14"/>
               </w:rPr>
-              <w:t>Assane COULIBALY</w:t>
+              <w:t>Baye Asse DIOP</w:t>
             </w:r>
           </w:p>
         </w:tc>
@@ -2653,6 +2653,27 @@
           <w:color w:val="4672C4"/>
           <w:sz w:val="22"/>
         </w:rPr>
+        <w:t>&gt;&gt; Section0 - Identification et renseignements de controle</w:t>
+      </w:r>
+    </w:p>
+    <w:p>
+      <w:pPr>
+        <w:ind w:left="283"/>
+      </w:pPr>
+      <w:r>
+        <w:rPr>
+          <w:sz w:val="20"/>
+        </w:rPr>
+        <w:t>- Le questionnaire semble ne pas être complètement fini mais le questionnaire est en statut complet, prière de compléter le questionnaire.</w:t>
+      </w:r>
+    </w:p>
+    <w:p>
+      <w:r>
+        <w:rPr>
+          <w:b/>
+          <w:color w:val="4672C4"/>
+          <w:sz w:val="22"/>
+        </w:rPr>
         <w:t>&gt;&gt; Section2 - Education</w:t>
       </w:r>
     </w:p>
@@ -2741,7 +2762,7 @@
         <w:rPr>
           <w:sz w:val="20"/>
         </w:rPr>
-        <w:t>- Attention ! Le prix unitaire d'achat (300 Fcfa) de Capitaine frais en Tas (Petit) est relativement faible par rapport aux autres prix observés dans cette zone. Prière de corriger ou de confirmer avec le QG. Attention ! Le prix unitaire d'achat (50 Fcfa) de Choux en Morceau (Portion) (Petit) est relativement faible par rapport aux autres prix observés dans cette zone. Prière de corriger ou de confirmer avec le QG. Attention ! Le prix unitaire d'achat (50 Fcfa) de Manioc en tubercules en Morceau (Portion) (Petit) est relativement faible par rapport aux autres prix observés dans cette zone. Prière de corriger ou de confirmer avec le QG. Avertissement!!! Le ménage a consommé 13 Sachets Petit de Sucre en poudre , cette quantité semble anormale pour une consommation des 7 derniers jours.Prière de corriger ou de confirmer avec le QG. Avertissement!!! Le ménage a consommé 7 Paquet Petit de Thé en sachet, cette quantité semble anormale pour une consommation des 7 derniers jours.Prière de corriger ou de confirmer avec le QG. Avertissement!! le prix unitaire (100 Fcfa) de Thé en sachet (unité: Paquet) de taille Petit est très faible ou élevé. Prière de corriger ou de confirmer avec le QG. Incohérence!! Dans ce ménage, chaque individus consomme par jour 32.32143 Kg  de cereale; Prière de revoir les quantités prises de ces produits. Incohérence!! Dans ce ménage, chaque individus consomme par jour 32.32143 Kg  de cereale; Prière de revoir les quantités prises de ces produits.</w:t>
+        <w:t>- Attention ! Le prix unitaire d'achat (25 Fcfa) de Poivre en Sachets (Tres petit) est relativement faible par rapport aux autres prix observés dans cette zone. Prière de corriger ou de confirmer avec le QG. Attention ! Le prix unitaire d'achat (50 Fcfa) de Choux en Morceau (Portion) (Petit) est relativement faible par rapport aux autres prix observés dans cette zone. Prière de corriger ou de confirmer avec le QG. Attention ! Le prix unitaire d'achat (50 Fcfa) de Manioc en tubercules en Morceau (Portion) (Petit) est relativement faible par rapport aux autres prix observés dans cette zone. Prière de corriger ou de confirmer avec le QG. Avertissement!!! Le ménage a consommé 13 Sachets Petit de Sucre en poudre , cette quantité semble anormale pour une consommation des 7 derniers jours.Prière de corriger ou de confirmer avec le QG. Avertissement!!! Le ménage a consommé 7 Paquet Petit de Thé en sachet, cette quantité semble anormale pour une consommation des 7 derniers jours.Prière de corriger ou de confirmer avec le QG. Avertissement!! le prix unitaire (100 Fcfa) de Thé en sachet (unité: Paquet) de taille Petit est très faible ou élevé. Prière de corriger ou de confirmer avec le QG. Incohérence!! Dans ce ménage, chaque individus consomme par jour 54.69898 Kg  de cereale; Prière de revoir les quantités prises de ces produits. Incohérence!! Dans ce ménage, chaque individus consomme par jour 54.69898 Kg  de cereale; Prière de revoir les quantités prises de ces produits.</w:t>
       </w:r>
     </w:p>
     <w:p>
@@ -3171,6 +3192,27 @@
           <w:color w:val="4672C4"/>
           <w:sz w:val="22"/>
         </w:rPr>
+        <w:t>&gt;&gt; Section0 - Identification et renseignements de controle</w:t>
+      </w:r>
+    </w:p>
+    <w:p>
+      <w:pPr>
+        <w:ind w:left="283"/>
+      </w:pPr>
+      <w:r>
+        <w:rPr>
+          <w:sz w:val="20"/>
+        </w:rPr>
+        <w:t>- Le questionnaire semble ne pas être complètement fini mais le questionnaire est en statut complet, prière de compléter le questionnaire.</w:t>
+      </w:r>
+    </w:p>
+    <w:p>
+      <w:r>
+        <w:rPr>
+          <w:b/>
+          <w:color w:val="4672C4"/>
+          <w:sz w:val="22"/>
+        </w:rPr>
         <w:t>&gt;&gt; Section1 - Caracteristiques des membres</w:t>
       </w:r>
     </w:p>
@@ -3227,7 +3269,7 @@
         <w:br/>
         <w:t xml:space="preserve">- Peu probable! Maréma Ciré Diaby  n'arrive pas  à comprendre un petit texte lu dans une langue locale (s02q03). Veuillez corriger ou donner des explications au QG. Peu probable! Maréma Ciré Diaby  ne sait ni lire, ni écrire, ni comprendre dans aucune des langues  (s02q01,s02q02,s02q03). Veuillez corriger ou donner des explications au QG. </w:t>
         <w:br/>
-        <w:t xml:space="preserve">- Peu probable! Sourakhata Diaby  n'arrive pas  à comprendre un petit texte lu dans une langue locale (s02q03). Veuillez corriger ou donner des explications au QG. Dans les milieux urbains c'est peu probable de voir une école dont les élèves ou étudiants ne dépensent pas en frais d'uniformes, prière de verifier pour Sourakhata Diaby et corriger ou confirmer avec le QG. Attention ! Le frais de scolarité (1000 Fcfa) de Sourakhata Diaby en 1ére année de Secondaire 1 (Moyen) Général est relativement faible par rapport aux autres frais de scolarités observés dans cette zone. Prière de corriger ou de confirmer avec le QG. </w:t>
+        <w:t xml:space="preserve">- Peu probable! Sourakhata Diaby  n'arrive pas  à comprendre un petit texte lu dans une langue locale (s02q03). Veuillez corriger ou donner des explications au QG. Dans les milieux urbains c'est peu probable de voir une école dont les élèves ou étudiants ne dépensent pas en frais d'uniformes, prière de verifier pour Sourakhata Diaby et corriger ou confirmer avec le QG. </w:t>
         <w:br/>
         <w:t>- Peu probable! Tiguida Diaby  n'arrive pas  à comprendre un petit texte lu dans une langue locale (s02q03). Veuillez corriger ou donner des explications au QG.</w:t>
       </w:r>
@@ -3313,7 +3355,7 @@
         <w:rPr>
           <w:sz w:val="20"/>
         </w:rPr>
-        <w:t>- Attention ! Le prix unitaire d'achat (200 Fcfa) de Aubergine   en Pièce (Petit) est relativement élevé par rapport aux autres prix observés dans cette zone. Prière de corriger ou de confirmer avec le QG. Attention ! Le prix unitaire d'achat (200 Fcfa) de Choux en Pièce (Petit) est relativement élevé par rapport aux autres prix observés dans cette zone. Prière de corriger ou de confirmer avec le QG. Attention ! Le prix unitaire d'achat (200 Fcfa) de Manioc en tubercules en Pièce (Petit) est relativement élevé par rapport aux autres prix observés dans cette zone. Prière de corriger ou de confirmer avec le QG. Attention ! Le prix unitaire d'achat (200 Fcfa) de Sucre en poudre  en Sachets (Petit) est relativement élevé par rapport aux autres prix observés dans cette zone. Prière de corriger ou de confirmer avec le QG. Avertissement!!! Le ménage a consommé 3 Paquet Petit de Thé en sachet, cette quantité semble anormale pour une consommation des 7 derniers jours.Prière de corriger ou de confirmer avec le QG. Avertissement!! le prix unitaire (100 Fcfa) de Thé en sachet (unité: Paquet) de taille Petit est très faible ou élevé. Prière de corriger ou de confirmer avec le QG. Incohérence!! Dans ce ménage, chaque individus consomme par jour .9598214 Kg  de cereale; Prière de revoir les quantités prises de ces produits. Attention ! Le prix unitaire d'achat (600 Fcfa) de Riz local Gambiaka en Kg (taille unique) est relativement élevé par rapport aux autres prix observés dans cette zone. Prière de corriger ou de confirmer avec le QG.</w:t>
+        <w:t>- Attention ! Le prix unitaire d'achat (200 Fcfa) de Aubergine   en Pièce (Petit) est relativement élevé par rapport aux autres prix observés dans cette zone. Prière de corriger ou de confirmer avec le QG. Attention ! Le prix unitaire d'achat (200 Fcfa) de Choux en Pièce (Petit) est relativement élevé par rapport aux autres prix observés dans cette zone. Prière de corriger ou de confirmer avec le QG. Attention ! Le prix unitaire d'achat (200 Fcfa) de Manioc en tubercules en Pièce (Petit) est relativement élevé par rapport aux autres prix observés dans cette zone. Prière de corriger ou de confirmer avec le QG. Attention ! Le prix unitaire d'achat (200 Fcfa) de Sucre en poudre  en Sachets (Petit) est relativement élevé par rapport aux autres prix observés dans cette zone. Prière de corriger ou de confirmer avec le QG. Avertissement!!! Le ménage a consommé 3 Paquet Petit de Thé en sachet, cette quantité semble anormale pour une consommation des 7 derniers jours.Prière de corriger ou de confirmer avec le QG. Avertissement!! le prix unitaire (100 Fcfa) de Thé en sachet (unité: Paquet) de taille Petit est très faible ou élevé. Prière de corriger ou de confirmer avec le QG. Incohérence!! Dans ce ménage, chaque individus consomme par jour 1.290179 Kg  de cereale; Prière de revoir les quantités prises de ces produits.</w:t>
       </w:r>
     </w:p>
     <w:p>
@@ -3735,7 +3777,7 @@
         </w:rPr>
         <w:t xml:space="preserve">- Avertissement!!!  Marlietou Diallo  possède un téléphone android mais dit n'avoir pas accès à l'internet, prière de confirmer cette information avec le QG ou la corriger. </w:t>
         <w:br/>
-        <w:t>- L'utilisations de l'internet  de Boubacar Diallo est sports, et informations(journal) et semble exister dans les modalités, prière de prendre attache avec le QG pour plus d'explication afin de la classer bien. Attention ! Le montant (10000 Fcfa) dépensé ou reçu en cadeau pour les recharges internet ou de forfaits de données mobiles(hors appels vocaux), aucours des 30 derniers jours de  Boubacar Diallo est relativement élevé par rapport aux autres montants depansés observés dans cette zone. Prière de corriger ou de confirmer avec le QG.</w:t>
+        <w:t>- L'utilisations de l'internet  de Boubacar Diallo est sports et semble exister dans les modalités, prière de prendre attache avec le QG pour plus d'explication afin de la classer bien. Attention ! Le montant (10000 Fcfa) dépensé ou reçu en cadeau pour les recharges internet ou de forfaits de données mobiles(hors appels vocaux), aucours des 30 derniers jours de  Boubacar Diallo est relativement élevé par rapport aux autres montants depansés observés dans cette zone. Prière de corriger ou de confirmer avec le QG.</w:t>
       </w:r>
     </w:p>
     <w:p>
@@ -3780,27 +3822,6 @@
           <w:color w:val="4672C4"/>
           <w:sz w:val="22"/>
         </w:rPr>
-        <w:t>&gt;&gt; Section4a - Emploi</w:t>
-      </w:r>
-    </w:p>
-    <w:p>
-      <w:pPr>
-        <w:ind w:left="283"/>
-      </w:pPr>
-      <w:r>
-        <w:rPr>
-          <w:sz w:val="20"/>
-        </w:rPr>
-        <w:t>- Avertissement! Nombre d'heure que Oumou Doucoure a consacré à son emploi au cours des 7 derniers jours est trop faible, veuillez revoir s'il vous plait ou confirmer cette information avec QG.</w:t>
-      </w:r>
-    </w:p>
-    <w:p>
-      <w:r>
-        <w:rPr>
-          <w:b/>
-          <w:color w:val="4672C4"/>
-          <w:sz w:val="22"/>
-        </w:rPr>
         <w:t>&gt;&gt; Section4b - Emploi - Activite principale</w:t>
       </w:r>
     </w:p>
@@ -3812,9 +3833,28 @@
         <w:rPr>
           <w:sz w:val="20"/>
         </w:rPr>
-        <w:t xml:space="preserve">- Attention ! Le nombre de jours que Boubacar Diallo a travaillés par mois semble être inférieur à 15. Veuillez, s'il vous plaît, confirmer cette information. </w:t>
-        <w:br/>
         <w:t>- Attention ! Le nombre de jours que Oumou Doucoure a travaillés par mois semble être inférieur à 15. Veuillez, s'il vous plaît, confirmer cette information.</w:t>
+      </w:r>
+    </w:p>
+    <w:p>
+      <w:r>
+        <w:rPr>
+          <w:b/>
+          <w:color w:val="4672C4"/>
+          <w:sz w:val="22"/>
+        </w:rPr>
+        <w:t>&gt;&gt; Section7b - Consommation alimentaire - 7 jours</w:t>
+      </w:r>
+    </w:p>
+    <w:p>
+      <w:pPr>
+        <w:ind w:left="283"/>
+      </w:pPr>
+      <w:r>
+        <w:rPr>
+          <w:sz w:val="20"/>
+        </w:rPr>
+        <w:t>- Incohérence!! Dans ce ménage, chaque individus consomme par jour 1.142857 Kg  de cereale; Prière de revoir les quantités prises de ces produits. Incohérence!! Dans ce ménage, chaque individus consomme par jour 1.142857 Kg  de cereale; Prière de revoir les quantités prises de ces produits.</w:t>
       </w:r>
     </w:p>
     <w:p>
@@ -3859,27 +3899,6 @@
         <w:t xml:space="preserve">- La dernière fois que vous avez acheté Bois de chauffe ramassé/coupé (estimer la valeur) est ramassage en brousse et semble exister dans les modalités, prière de prendre attache avec le QG pour plus d'explication afin de la classer bien. </w:t>
         <w:br/>
         <w:t>- Peu plausible! le montant de la dépense pour  Savon de ménage, lessive en poudre, détergents (eau de javel, etc. ) semble trop élevé. Veuillez, s'il vous plaît, confirmer cette information avec le QG ou la corriger.</w:t>
-      </w:r>
-    </w:p>
-    <w:p>
-      <w:r>
-        <w:rPr>
-          <w:b/>
-          <w:color w:val="4672C4"/>
-          <w:sz w:val="22"/>
-        </w:rPr>
-        <w:t>&gt;&gt; Section9d - Depenses non-alimentaires - 3 mois</w:t>
-      </w:r>
-    </w:p>
-    <w:p>
-      <w:pPr>
-        <w:ind w:left="283"/>
-      </w:pPr>
-      <w:r>
-        <w:rPr>
-          <w:sz w:val="20"/>
-        </w:rPr>
-        <w:t>- Peu plausible! le montant de la dépense pour Médicaments achetés en pharmacie sans ordonnance: alcool, pansements, paracétamol, médicaments les affections courantes (paludisme, toux, rhume, diarrhée/disenterie, vers intestinaux, etc. ) semble trop faible. Veuillez, s'il vous plaît, confirmer cette information avec le QG ou la corriger.</w:t>
       </w:r>
     </w:p>
     <w:p>
@@ -4267,6 +4286,27 @@
           <w:color w:val="4672C4"/>
           <w:sz w:val="22"/>
         </w:rPr>
+        <w:t>&gt;&gt; Section0 - Identification et renseignements de controle</w:t>
+      </w:r>
+    </w:p>
+    <w:p>
+      <w:pPr>
+        <w:ind w:left="283"/>
+      </w:pPr>
+      <w:r>
+        <w:rPr>
+          <w:sz w:val="20"/>
+        </w:rPr>
+        <w:t>- Le questionnaire semble ne pas être complètement fini mais le questionnaire est en statut complet, prière de compléter le questionnaire.</w:t>
+      </w:r>
+    </w:p>
+    <w:p>
+      <w:r>
+        <w:rPr>
+          <w:b/>
+          <w:color w:val="4672C4"/>
+          <w:sz w:val="22"/>
+        </w:rPr>
         <w:t>&gt;&gt; Section1 - Caracteristiques des membres</w:t>
       </w:r>
     </w:p>
@@ -4415,7 +4455,7 @@
         <w:rPr>
           <w:sz w:val="20"/>
         </w:rPr>
-        <w:t>- Attention ! Le prix unitaire d'achat (700 Fcfa) de Oignon frais en Kg (taille unique) est relativement élevé par rapport aux autres prix observés dans cette zone. Prière de corriger ou de confirmer avec le QG. Avertissement!! Les quantités du Thé en feuille consommées en Sachets industriel semble incoherent car les ménages consomment géneralement en sachet ou en paquet, prière de corriger ou confirmer avec le QG. Avertissement!!! Le ménage a consommé 4 Paquet Petit de Thé en sachet, cette quantité semble anormale pour une consommation des 7 derniers jours.Prière de corriger ou de confirmer avec le QG. Avertissement!! le prix unitaire (100 Fcfa) de Thé en sachet (unité: Paquet) de taille Petit est très faible ou élevé. Prière de corriger ou de confirmer avec le QG. Incohérence!! Dans ce ménage, chaque individus consomme par jour .5357143 Kg  de cereale; Prière de revoir les quantités prises de ces produits. Incohérence!! Dans ce ménage, chaque individus consomme par jour .5357143 Kg  de cereale; Prière de revoir les quantités prises de ces produits. Incohérence!! Dans ce ménage, chaque individus consomme par jour .5357143 Kg  de cereale; Prière de revoir les quantités prises de ces produits.</w:t>
+        <w:t>- Attention ! Le prix unitaire d'achat (700 Fcfa) de Oignon frais en Kg (taille unique) est relativement élevé par rapport aux autres prix observés dans cette zone. Prière de corriger ou de confirmer avec le QG. Avertissement!! Les quantités du Thé en feuille consommées en Sachets industriel semble incoherent car les ménages consomment géneralement en sachet ou en paquet, prière de corriger ou confirmer avec le QG. Avertissement!!! Le ménage a consommé 4 Paquet Petit de Thé en sachet, cette quantité semble anormale pour une consommation des 7 derniers jours.Prière de corriger ou de confirmer avec le QG. Avertissement!! le prix unitaire (100 Fcfa) de Thé en sachet (unité: Paquet) de taille Petit est très faible ou élevé. Prière de corriger ou de confirmer avec le QG. Incohérence!! Dans ce ménage, chaque individus consomme par jour 1.35 Kg  de cereale; Prière de revoir les quantités prises de ces produits. Incohérence!! Dans ce ménage, chaque individus consomme par jour 1.35 Kg  de cereale; Prière de revoir les quantités prises de ces produits. Incohérence!! Dans ce ménage, chaque individus consomme par jour 1.35 Kg  de cereale; Prière de revoir les quantités prises de ces produits.</w:t>
       </w:r>
     </w:p>
     <w:p>
@@ -4950,7 +4990,7 @@
         <w:rPr>
           <w:sz w:val="20"/>
         </w:rPr>
-        <w:t>- Attention ! Le prix unitaire d'achat (50 Fcfa) de Gombo frais en Tas (Tres petit) est relativement faible par rapport aux autres prix observés dans cette zone. Prière de corriger ou de confirmer avec le QG. Avertissement!!! Le ménage a consommé 10 Sachets Petit de Sucre en poudre , cette quantité semble anormale pour une consommation des 7 derniers jours.Prière de corriger ou de confirmer avec le QG. Avertissement!!! Le ménage a consommé 3 Boite (Autre que la boite/pot de tomate) Petit de Thé en sachet, cette quantité semble anormale pour une consommation des 7 derniers jours.Les ménages consomment géneralement en sachet ou en paquet, prière de corriger ou de confirmer avec le QG. Incohérence!! Dans ce ménage, chaque individus consomme par jour .9428571 Kg  de cereale; Prière de revoir les quantités prises de ces produits. Incohérence!! Dans ce ménage, chaque individus consomme par jour .9428571 Kg  de cereale; Prière de revoir les quantités prises de ces produits.</w:t>
+        <w:t>- Attention ! Le prix unitaire d'achat (125 Fcfa) de Concentré de tomate en Sachets (Tres petit) est relativement élevé par rapport aux autres prix observés dans cette zone. Prière de corriger ou de confirmer avec le QG. Attention ! Le prix unitaire d'achat (25 Fcfa) de Poivre en Sachets (Tres petit) est relativement faible par rapport aux autres prix observés dans cette zone. Prière de corriger ou de confirmer avec le QG. Attention ! Le prix unitaire d'achat (50 Fcfa) de Gombo frais en Tas (Tres petit) est relativement faible par rapport aux autres prix observés dans cette zone. Prière de corriger ou de confirmer avec le QG. Avertissement!!! Le ménage a consommé 10 Sachets Petit de Sucre en poudre , cette quantité semble anormale pour une consommation des 7 derniers jours.Prière de corriger ou de confirmer avec le QG. Avertissement!!! Le ménage a consommé 3 Boite (Autre que la boite/pot de tomate) Petit de Thé en sachet, cette quantité semble anormale pour une consommation des 7 derniers jours.Les ménages consomment géneralement en sachet ou en paquet, prière de corriger ou de confirmer avec le QG. Incohérence!! Dans ce ménage, chaque individus consomme par jour 2.121428 Kg  de cereale; Prière de revoir les quantités prises de ces produits. Incohérence!! Dans ce ménage, chaque individus consomme par jour 2.121428 Kg  de cereale; Prière de revoir les quantités prises de ces produits.</w:t>
       </w:r>
     </w:p>
     <w:p>
@@ -5401,6 +5441,27 @@
           <w:color w:val="4672C4"/>
           <w:sz w:val="22"/>
         </w:rPr>
+        <w:t>&gt;&gt; Section0 - Identification et renseignements de controle</w:t>
+      </w:r>
+    </w:p>
+    <w:p>
+      <w:pPr>
+        <w:ind w:left="283"/>
+      </w:pPr>
+      <w:r>
+        <w:rPr>
+          <w:sz w:val="20"/>
+        </w:rPr>
+        <w:t>- Vous avez declaré que le questionnaire est complètement fini mais le questionnaire est en statut partiel, prière de mettre le questionnaire en statut complet s'il est fini.</w:t>
+      </w:r>
+    </w:p>
+    <w:p>
+      <w:r>
+        <w:rPr>
+          <w:b/>
+          <w:color w:val="4672C4"/>
+          <w:sz w:val="22"/>
+        </w:rPr>
         <w:t>&gt;&gt; Section1 - Caracteristiques des membres</w:t>
       </w:r>
     </w:p>
@@ -5412,8 +5473,6 @@
         <w:rPr>
           <w:sz w:val="20"/>
         </w:rPr>
-        <w:t xml:space="preserve">- Incoherence! CATHERINE SIRA BINDIA dispose d'un téléphone portable à s01q39, donc la raison évoquée ne peut pas être (ne dispose pas d'appareil). </w:t>
-        <w:br/>
         <w:t>- Incoherence! IPATE BIDIA dispose d'un téléphone portable à s01q39, donc la raison évoquée ne peut pas être (ne dispose pas d'appareil).</w:t>
       </w:r>
     </w:p>
@@ -5485,11 +5544,11 @@
         <w:rPr>
           <w:sz w:val="20"/>
         </w:rPr>
-        <w:t xml:space="preserve">- Attention ! Le nombre de jours que JOSEPHINE BIDIAR a travaillés par mois semble être inférieur à 15. Veuillez, s'il vous plaît, confirmer cette information. Attention! le nombre d'heure que JOSEPHINE BIDIAR a travaillé par jour semble être inferieur à 4, veuillez s'il vous plait confirmer cette information avec le QG. </w:t>
-        <w:br/>
         <w:t xml:space="preserve">- Attention ! Le nombre de jours que RIGOBERT BIDIAR a travaillés par mois semble être inférieur à 15. Veuillez, s'il vous plaît, confirmer cette information. Avertissement!!! RIGOBERT BIDIAR enquêté dans l'emploi principale n'a pas declaré son salaire prière de fournir plus d'effort pour lui demander son salire, vous pouvez utiliser des stratégies pour faire une estimation ou demander des conseils au QG. Avertissement!!! RIGOBERT BIDIAR enquêté dans l'emploi principale n'a pas declaré son revenu prière de fournir plus d'effort pour lui demander son revenu, vous pouvez utiliser des stratégies pour faire une estimation ou demander des conseils au QG. </w:t>
         <w:br/>
         <w:t xml:space="preserve">- Attention! le nombre d'heure que CATHERINE SIRA BINDIA a travaillé par jour semble être inferieur à 4, veuillez s'il vous plait confirmer cette information avec le QG. </w:t>
+        <w:br/>
+        <w:t xml:space="preserve">- Attention! le nombre d'heure que JOSEPHINE BIDIAR a travaillé par jour semble être inferieur à 4, veuillez s'il vous plait confirmer cette information avec le QG. </w:t>
         <w:br/>
         <w:t>- Avertissement!!! IPATE BIDIA enquêté dans l'emploi principale n'a pas declaré son salaire prière de fournir plus d'effort pour lui demander son salire, vous pouvez utiliser des stratégies pour faire une estimation ou demander des conseils au QG. Avertissement!!! IPATE BIDIA enquêté dans l'emploi principale n'a pas declaré son revenu prière de fournir plus d'effort pour lui demander son revenu, vous pouvez utiliser des stratégies pour faire une estimation ou demander des conseils au QG.</w:t>
       </w:r>
@@ -5512,7 +5571,7 @@
         <w:rPr>
           <w:sz w:val="20"/>
         </w:rPr>
-        <w:t>- Incohérence! IPATE BIDIA  evolue dans l'agriculture mais est  considéré comme salarié ou stagiaire/apprenti non renuméré, prière de revoir la question s04q66 et corriger. Avertissement!!! IPATE BIDIA enquêté dans l'emploi principale n'a pas declaré son salaire prière de fournir plus d'effort pour lui demander son salire, vous pouvez utiliser des stratégies pour faire une estimation ou demander des conseils au QG.</w:t>
+        <w:t>- Avertissement!!! IPATE BIDIA enquêté dans l'emploi principale n'a pas declaré son revenu prière de fournir plus d'effort pour lui demander son revenu, vous pouvez utiliser des stratégies pour faire une estimation ou demander des conseils au QG.</w:t>
       </w:r>
     </w:p>
     <w:p>
@@ -5533,7 +5592,7 @@
         <w:rPr>
           <w:sz w:val="20"/>
         </w:rPr>
-        <w:t>- Attention ! Le prix unitaire d'achat (100 Fcfa) de Cube alimentaire (Maggi, Jumbo, ) en Cube (Petit) est relativement élevé par rapport aux autres prix observés dans cette zone. Prière de corriger ou de confirmer avec le QG. Attention ! Le prix unitaire d'achat (600 Fcfa) de Pain moderne (Baguette) en miche (Moyen) est relativement élevé par rapport aux autres prix observés dans cette zone. Prière de corriger ou de confirmer avec le QG. Attention ! Soupçons de quantité anormale! Le ménage de IPATE BIDIAR avec une taille de 7 personnes a consommé 4 Tas en Petit de Tomate fraîche qui est relativement élevé comme consommation par rapport à la condition de vie des autres ménages de même taille dans cette zone. Prière de corriger ou de confirmer avec le QG. Attention ! Soupçons de quantité anormale! Le ménage de IPATE BIDIAR avec une taille de 7 personnes a consommé 6 Sachets en Petit de Piment séché qui est relativement élevé comme consommation par rapport à la condition de vie des autres ménages de même taille dans cette zone. Prière de corriger ou de confirmer avec le QG. Incohérence!! Dans ce ménage, chaque individus consomme par jour 39.93367 Kg  de cereale; Prière de revoir les quantités prises de ces produits. Le ménage a consommé Pâte d'arachide mais les informations sur la quantité, l'unité ou la taille ne sont pas renseignées.Prière de renseigner.</w:t>
+        <w:t>- Attention ! Le prix unitaire d'achat (100 Fcfa) de Cube alimentaire (Maggi, Jumbo, ) en Cube (Petit) est relativement élevé par rapport aux autres prix observés dans cette zone. Prière de corriger ou de confirmer avec le QG. Attention ! Le prix unitaire d'achat (600 Fcfa) de Pain moderne (Baguette) en miche (Moyen) est relativement élevé par rapport aux autres prix observés dans cette zone. Prière de corriger ou de confirmer avec le QG. Attention ! Soupçons de quantité anormale! Le ménage de IPATE BIDIAR avec une taille de 7 personnes a consommé 1.5 Kg en taille unique de Sucre en poudre  qui est relativement élevé comme consommation par rapport à la condition de vie des autres ménages de même taille dans cette zone. Prière de corriger ou de confirmer avec le QG. Incohérence!! Dans ce ménage, chaque individus consomme par jour 64.46429 Kg  de cereale; Prière de revoir les quantités prises de ces produits. Le ménage a consommé Pâte d'arachide mais les informations sur la quantité, l'unité ou la taille ne sont pas renseignées.Prière de renseigner.</w:t>
       </w:r>
     </w:p>
     <w:p>
@@ -5576,27 +5635,6 @@
           <w:sz w:val="20"/>
         </w:rPr>
         <w:t>- La dernière fois que vous avez acheté Lubrifiants (huile moteur; huile de frein; liquide batterie (acide); graisses; autres lubrifiants n.d.a.) est chez le mécanicien et semble exister dans les modalités, prière de prendre attache avec le QG pour plus d'explication afin de la classer bien.</w:t>
-      </w:r>
-    </w:p>
-    <w:p>
-      <w:r>
-        <w:rPr>
-          <w:b/>
-          <w:color w:val="4672C4"/>
-          <w:sz w:val="22"/>
-        </w:rPr>
-        <w:t>&gt;&gt; Section10b - caracteristiques entreprise non agricole</w:t>
-      </w:r>
-    </w:p>
-    <w:p>
-      <w:pPr>
-        <w:ind w:left="283"/>
-      </w:pPr>
-      <w:r>
-        <w:rPr>
-          <w:sz w:val="20"/>
-        </w:rPr>
-        <w:t>- Le salaire qu'une personne de cette catégorie (10.62) a travaillé(e) dans cette entreprise service personnel est élevé ou faible. Prière de confirmer cette information avec le QG ou de corriger.</w:t>
       </w:r>
     </w:p>
     <w:p>
@@ -6534,6 +6572,27 @@
           <w:color w:val="4672C4"/>
           <w:sz w:val="22"/>
         </w:rPr>
+        <w:t>&gt;&gt; Section0 - Identification et renseignements de controle</w:t>
+      </w:r>
+    </w:p>
+    <w:p>
+      <w:pPr>
+        <w:ind w:left="283"/>
+      </w:pPr>
+      <w:r>
+        <w:rPr>
+          <w:sz w:val="20"/>
+        </w:rPr>
+        <w:t>- Le questionnaire semble ne pas être complètement fini mais le questionnaire est en statut complet, prière de compléter le questionnaire.</w:t>
+      </w:r>
+    </w:p>
+    <w:p>
+      <w:r>
+        <w:rPr>
+          <w:b/>
+          <w:color w:val="4672C4"/>
+          <w:sz w:val="22"/>
+        </w:rPr>
         <w:t>&gt;&gt; Section1 - Caracteristiques des membres</w:t>
       </w:r>
     </w:p>
@@ -7059,6 +7118,27 @@
           <w:color w:val="4672C4"/>
           <w:sz w:val="22"/>
         </w:rPr>
+        <w:t>&gt;&gt; Section0 - Identification et renseignements de controle</w:t>
+      </w:r>
+    </w:p>
+    <w:p>
+      <w:pPr>
+        <w:ind w:left="283"/>
+      </w:pPr>
+      <w:r>
+        <w:rPr>
+          <w:sz w:val="20"/>
+        </w:rPr>
+        <w:t>- Vous avez declaré que le questionnaire est complètement fini mais le questionnaire est en statut partiel, prière de mettre le questionnaire en statut complet s'il est fini.</w:t>
+      </w:r>
+    </w:p>
+    <w:p>
+      <w:r>
+        <w:rPr>
+          <w:b/>
+          <w:color w:val="4672C4"/>
+          <w:sz w:val="22"/>
+        </w:rPr>
         <w:t>&gt;&gt; Section1 - Caracteristiques des membres</w:t>
       </w:r>
     </w:p>
@@ -7070,7 +7150,9 @@
         <w:rPr>
           <w:sz w:val="20"/>
         </w:rPr>
-        <w:t>- Attention ! Le montant (14900 Fcfa) dépensé ou reçu en cadeau pour les recharges internet ou de forfaits de données mobiles(hors appels vocaux), aucours des 30 derniers jours de  ABDOULAYE DIALLO est relativement élevé par rapport aux autres montants depansés observés dans cette zone. Prière de corriger ou de confirmer avec le QG.</w:t>
+        <w:t xml:space="preserve">- Attention ! Le montant (14900 Fcfa) dépensé ou reçu en cadeau pour les recharges internet ou de forfaits de données mobiles(hors appels vocaux), aucours des 30 derniers jours de  ABDOULAYE DIALLO est relativement élevé par rapport aux autres montants depansés observés dans cette zone. Prière de corriger ou de confirmer avec le QG. </w:t>
+        <w:br/>
+        <w:t>- Attention ! Le montant (5200 Fcfa) dépensé ou reçu en cadeau pour les recharges internet ou de forfaits de données mobiles(hors appels vocaux), aucours des 30 derniers jours de  MARIAMA BA est relativement élevé par rapport aux autres montants depansés observés dans cette zone. Prière de corriger ou de confirmer avec le QG.</w:t>
       </w:r>
     </w:p>
     <w:p>
@@ -7137,7 +7219,7 @@
         <w:rPr>
           <w:sz w:val="20"/>
         </w:rPr>
-        <w:t>- Attention ! Le prix unitaire d'achat (50 Fcfa) de Patate douce en Pièce (Petit) est relativement faible par rapport aux autres prix observés dans cette zone. Prière de corriger ou de confirmer avec le QG. Attention ! Le prix unitaire d'achat (50 Fcfa) de Sel en Sachets (Petit) est relativement faible par rapport aux autres prix observés dans cette zone. Prière de corriger ou de confirmer avec le QG. Attention ! Le prix unitaire d'achat (500 Fcfa) de Lait caillé en Sachets (Petit) est relativement élevé par rapport aux autres prix observés dans cette zone. Prière de corriger ou de confirmer avec le QG. Incohérence!! Dans ce ménage, chaque individus consomme par jour 78.22572 Kg  de cereale; Prière de revoir les quantités prises de ces produits. Incohérence!! Dans ce ménage, chaque individus consomme par jour 78.22572 Kg  de cereale; Prière de revoir les quantités prises de ces produits. Attention ! Le prix unitaire d'achat (600 Fcfa) de Mil en Kg (taille unique) est relativement élevé par rapport aux autres prix observés dans cette zone. Prière de corriger ou de confirmer avec le QG. Le prix d'achat unitaire (1 Fcfa) de Ail en Sachets de taille Petit  est invraisemblable, prière de regarder les reponses prises dans les questions s07bq07a s07bq07b s07bq07c s07bq08 pour mieux corriger. Le prix d'achat unitaire (1 Fcfa) de Carotte en Pièce de taille Petit  est invraisemblable, prière de regarder les reponses prises dans les questions s07bq07a s07bq07b s07bq07c s07bq08 pour mieux corriger. Attention ! Le prix unitaire d'achat (1 Fcfa) de Carotte en Pièce (Petit) est relativement faible par rapport aux autres prix observés dans cette zone. Prière de corriger ou de confirmer avec le QG. Le prix d'achat unitaire (1 Fcfa) de Gombo frais en Pièce de taille Petit  est invraisemblable, prière de regarder les reponses prises dans les questions s07bq07a s07bq07b s07bq07c s07bq08 pour mieux corriger.</w:t>
+        <w:t>- Attention ! Le prix unitaire d'achat (50 Fcfa) de Autre légumes frais n.d.a. en Pièce (Petit) est relativement faible par rapport aux autres prix observés dans cette zone. Prière de corriger ou de confirmer avec le QG. Attention ! Le prix unitaire d'achat (50 Fcfa) de Patate douce en Pièce (Petit) est relativement faible par rapport aux autres prix observés dans cette zone. Prière de corriger ou de confirmer avec le QG. Attention ! Le prix unitaire d'achat (50 Fcfa) de Sel en Sachets (Petit) est relativement faible par rapport aux autres prix observés dans cette zone. Prière de corriger ou de confirmer avec le QG. Attention ! Le prix unitaire d'achat (500 Fcfa) de Lait caillé en Sachets (Petit) est relativement élevé par rapport aux autres prix observés dans cette zone. Prière de corriger ou de confirmer avec le QG. Incohérence!! Dans ce ménage, chaque individus consomme par jour 201.541 Kg  de cereale; Prière de revoir les quantités prises de ces produits. Incohérence!! Dans ce ménage, chaque individus consomme par jour 201.541 Kg  de cereale; Prière de revoir les quantités prises de ces produits. Le prix d'achat unitaire (1 Fcfa) de Ail en Sachets de taille Petit  est invraisemblable, prière de regarder les reponses prises dans les questions s07bq07a s07bq07b s07bq07c s07bq08 pour mieux corriger. Le prix d'achat unitaire (1 Fcfa) de Carotte en Pièce de taille Petit  est invraisemblable, prière de regarder les reponses prises dans les questions s07bq07a s07bq07b s07bq07c s07bq08 pour mieux corriger. Attention ! Le prix unitaire d'achat (1 Fcfa) de Carotte en Pièce (Petit) est relativement faible par rapport aux autres prix observés dans cette zone. Prière de corriger ou de confirmer avec le QG. Le prix d'achat unitaire (1 Fcfa) de Gombo frais en Pièce de taille Petit  est invraisemblable, prière de regarder les reponses prises dans les questions s07bq07a s07bq07b s07bq07c s07bq08 pour mieux corriger.</w:t>
       </w:r>
     </w:p>
     <w:p>
